--- a/examples/word/textbox.docx
+++ b/examples/word/textbox.docx
@@ -1,7 +1,7 @@
 
 <file path=word/document.xml><?xml version="1.0" encoding="utf-8"?>
-<w:document xmlns:wp="http://schemas.openxmlformats.org/drawingml/2006/wordprocessingDrawing" xmlns:a="http://schemas.openxmlformats.org/drawingml/2006/main" xmlns:wps="http://schemas.microsoft.com/office/word/2010/wordprocessingShape" xmlns:v="urn:schemas-microsoft-com:vml" xmlns:w="http://schemas.openxmlformats.org/wordprocessingml/2006/main" xmlns:mc="http://schemas.openxmlformats.org/markup-compatibility/2006" xmlns:w14="http://schemas.microsoft.com/office/word/2010/wordml" mc:Ignorable="w14">
-  <w:body xmlns:w="http://schemas.openxmlformats.org/wordprocessingml/2006/main" xmlns:mc="http://schemas.openxmlformats.org/markup-compatibility/2006" xmlns:w14="http://schemas.microsoft.com/office/word/2010/wordml" xmlns:wp="http://schemas.openxmlformats.org/drawingml/2006/wordprocessingDrawing" xmlns:a="http://schemas.openxmlformats.org/drawingml/2006/main" xmlns:wps="http://schemas.microsoft.com/office/word/2010/wordprocessingShape" xmlns:v="urn:schemas-microsoft-com:vml">
+<w:document xmlns:r="http://schemas.openxmlformats.org/officeDocument/2006/relationships" xmlns:m="http://schemas.openxmlformats.org/officeDocument/2006/math" xmlns:v="urn:schemas-microsoft-com:vml" xmlns:o="urn:schemas-microsoft-com:office:office" xmlns:w10="urn:schemas-microsoft-com:office:word" xmlns:wne="http://schemas.microsoft.com/office/word/2006/wordml" xmlns:wp="http://schemas.openxmlformats.org/drawingml/2006/wordprocessingDrawing" xmlns:wp14="http://schemas.microsoft.com/office/word/2010/wordprocessingDrawing" xmlns:a="http://schemas.openxmlformats.org/drawingml/2006/main" xmlns:pic="http://schemas.openxmlformats.org/drawingml/2006/picture" xmlns:wps="http://schemas.microsoft.com/office/word/2010/wordprocessingShape" xmlns:wpg="http://schemas.microsoft.com/office/word/2010/wordprocessingGroup" xmlns:wpi="http://schemas.microsoft.com/office/word/2010/wordprocessingInk" xmlns:wpc="http://schemas.microsoft.com/office/word/2010/wordprocessingCanvas" xmlns:w15="http://schemas.microsoft.com/office/word/2012/wordml" xmlns:mc="http://schemas.openxmlformats.org/markup-compatibility/2006" xmlns:w="http://schemas.openxmlformats.org/wordprocessingml/2006/main" xmlns:w14="http://schemas.microsoft.com/office/word/2010/wordml" mc:Ignorable="w14 w15 wp14">
+  <w:body xmlns:r="http://schemas.openxmlformats.org/officeDocument/2006/relationships" xmlns:m="http://schemas.openxmlformats.org/officeDocument/2006/math" xmlns:v="urn:schemas-microsoft-com:vml" xmlns:o="urn:schemas-microsoft-com:office:office" xmlns:w10="urn:schemas-microsoft-com:office:word" xmlns:wne="http://schemas.microsoft.com/office/word/2006/wordml" xmlns:wp="http://schemas.openxmlformats.org/drawingml/2006/wordprocessingDrawing" xmlns:wp14="http://schemas.microsoft.com/office/word/2010/wordprocessingDrawing" xmlns:a="http://schemas.openxmlformats.org/drawingml/2006/main" xmlns:pic="http://schemas.openxmlformats.org/drawingml/2006/picture" xmlns:wps="http://schemas.microsoft.com/office/word/2010/wordprocessingShape" xmlns:wpg="http://schemas.microsoft.com/office/word/2010/wordprocessingGroup" xmlns:wpi="http://schemas.microsoft.com/office/word/2010/wordprocessingInk" xmlns:wpc="http://schemas.microsoft.com/office/word/2010/wordprocessingCanvas" xmlns:w15="http://schemas.microsoft.com/office/word/2012/wordml" xmlns:mc="http://schemas.openxmlformats.org/markup-compatibility/2006" xmlns:w="http://schemas.openxmlformats.org/wordprocessingml/2006/main" xmlns:w14="http://schemas.microsoft.com/office/word/2010/wordml">
     <w:p>
       <w:pPr>
         <w:pStyle w:val="Heading1"/>
@@ -36,7 +36,7 @@
         <mc:AlternateContent>
           <mc:Choice Requires="wps">
             <w:drawing>
-              <wp:anchor xmlns:wp="http://schemas.openxmlformats.org/drawingml/2006/wordprocessingDrawing" distT="0" distB="0" distL="114300" distR="114300" simplePos="0" relativeHeight="251659264" behindDoc="0" locked="0" layoutInCell="1" allowOverlap="1">
+              <wp:anchor distT="0" distB="0" distL="114300" distR="114300" simplePos="0" relativeHeight="251659264" behindDoc="0" locked="0" layoutInCell="1" allowOverlap="1">
                 <wp:simplePos x="0" y="0"/>
                 <wp:positionH relativeFrom="column">
                   <wp:posOffset>0</wp:posOffset>
@@ -48,9 +48,9 @@
                 <wp:effectExtent l="0" t="0" r="0" b="0"/>
                 <wp:wrapTopAndBottom/>
                 <wp:docPr id="1" name="TextBox 1"/>
-                <a:graphic xmlns:a="http://schemas.openxmlformats.org/drawingml/2006/main">
+                <a:graphic>
                   <a:graphicData uri="http://schemas.microsoft.com/office/word/2010/wordprocessingShape">
-                    <wps:wsp xmlns:wps="http://schemas.microsoft.com/office/word/2010/wordprocessingShape">
+                    <wps:wsp>
                       <wps:cNvSpPr txBox="1"/>
                       <wps:spPr>
                         <a:xfrm>
@@ -100,11 +100,11 @@
           </mc:Choice>
           <mc:Fallback>
             <w:pict>
-              <v:shapetype xmlns:v="urn:schemas-microsoft-com:vml" id="_x0000_t202" coordsize="21600,21600" path="m,l,21600r21600,l21600,xe">
+              <v:shapetype id="_x0000_t202" coordsize="21600,21600" o:spt="202" path="m,l,21600r21600,l21600,xe">
                 <v:stroke joinstyle="miter"/>
-                <v:path gradientshapeok="t"/>
+                <v:path gradientshapeok="t" o:connecttype="rect"/>
               </v:shapetype>
-              <v:shape xmlns:v="urn:schemas-microsoft-com:vml" id="TextBox1" style="width:425.2pt;height:94.5pt;mso-wrap-style:square" fillcolor="#E6F3FF" strokecolor="#0070C0" strokeweight="2pt" type="#_x0000_t202">
+              <v:shape id="TextBox1" style="position:absolute;margin-left:0;margin-top:0;width:425.2pt;height:94.5pt;z-index:251659264;mso-wrap-style:square;mso-position-horizontal:absolute;mso-position-horizontal-relative:text;mso-position-vertical:absolute;mso-position-vertical-relative:text;v-text-anchor:top" o:spid="_x0000_s1026" fillcolor="#E6F3FF" strokecolor="#0070C0" strokeweight="2pt" type="#_x0000_t202">
                 <v:textbox>
                   <w:txbxContent>
                     <w:p>
@@ -114,6 +114,7 @@
                     </w:p>
                   </w:txbxContent>
                 </v:textbox>
+                <w10:wrap type="topAndBottom"/>
               </v:shape>
             </w:pict>
           </mc:Fallback>

--- a/examples/word/textbox.docx
+++ b/examples/word/textbox.docx
@@ -1,7 +1,7 @@
 
 <file path=word/document.xml><?xml version="1.0" encoding="utf-8"?>
-<w:document xmlns:r="http://schemas.openxmlformats.org/officeDocument/2006/relationships" xmlns:m="http://schemas.openxmlformats.org/officeDocument/2006/math" xmlns:v="urn:schemas-microsoft-com:vml" xmlns:o="urn:schemas-microsoft-com:office:office" xmlns:w10="urn:schemas-microsoft-com:office:word" xmlns:wne="http://schemas.microsoft.com/office/word/2006/wordml" xmlns:wp="http://schemas.openxmlformats.org/drawingml/2006/wordprocessingDrawing" xmlns:wp14="http://schemas.microsoft.com/office/word/2010/wordprocessingDrawing" xmlns:a="http://schemas.openxmlformats.org/drawingml/2006/main" xmlns:pic="http://schemas.openxmlformats.org/drawingml/2006/picture" xmlns:wps="http://schemas.microsoft.com/office/word/2010/wordprocessingShape" xmlns:wpg="http://schemas.microsoft.com/office/word/2010/wordprocessingGroup" xmlns:wpi="http://schemas.microsoft.com/office/word/2010/wordprocessingInk" xmlns:wpc="http://schemas.microsoft.com/office/word/2010/wordprocessingCanvas" xmlns:w15="http://schemas.microsoft.com/office/word/2012/wordml" xmlns:mc="http://schemas.openxmlformats.org/markup-compatibility/2006" xmlns:w="http://schemas.openxmlformats.org/wordprocessingml/2006/main" xmlns:w14="http://schemas.microsoft.com/office/word/2010/wordml" mc:Ignorable="w14 w15 wp14">
-  <w:body xmlns:r="http://schemas.openxmlformats.org/officeDocument/2006/relationships" xmlns:m="http://schemas.openxmlformats.org/officeDocument/2006/math" xmlns:v="urn:schemas-microsoft-com:vml" xmlns:o="urn:schemas-microsoft-com:office:office" xmlns:w10="urn:schemas-microsoft-com:office:word" xmlns:wne="http://schemas.microsoft.com/office/word/2006/wordml" xmlns:wp="http://schemas.openxmlformats.org/drawingml/2006/wordprocessingDrawing" xmlns:wp14="http://schemas.microsoft.com/office/word/2010/wordprocessingDrawing" xmlns:a="http://schemas.openxmlformats.org/drawingml/2006/main" xmlns:pic="http://schemas.openxmlformats.org/drawingml/2006/picture" xmlns:wps="http://schemas.microsoft.com/office/word/2010/wordprocessingShape" xmlns:wpg="http://schemas.microsoft.com/office/word/2010/wordprocessingGroup" xmlns:wpi="http://schemas.microsoft.com/office/word/2010/wordprocessingInk" xmlns:wpc="http://schemas.microsoft.com/office/word/2010/wordprocessingCanvas" xmlns:w15="http://schemas.microsoft.com/office/word/2012/wordml" xmlns:mc="http://schemas.openxmlformats.org/markup-compatibility/2006" xmlns:w="http://schemas.openxmlformats.org/wordprocessingml/2006/main" xmlns:w14="http://schemas.microsoft.com/office/word/2010/wordml">
+<w:document xmlns:r="http://schemas.openxmlformats.org/officeDocument/2006/relationships" xmlns:m="http://schemas.openxmlformats.org/officeDocument/2006/math" xmlns:v="urn:schemas-microsoft-com:vml" xmlns:o="urn:schemas-microsoft-com:office:office" xmlns:w10="urn:schemas-microsoft-com:office:word" xmlns:wne="http://schemas.microsoft.com/office/word/2006/wordml" xmlns:wp="http://schemas.openxmlformats.org/drawingml/2006/wordprocessingDrawing" xmlns:wp14="http://schemas.microsoft.com/office/word/2010/wordprocessingDrawing" xmlns:w14="http://schemas.microsoft.com/office/word/2010/wordml" xmlns:a="http://schemas.openxmlformats.org/drawingml/2006/main" xmlns:pic="http://schemas.openxmlformats.org/drawingml/2006/picture" xmlns:wps="http://schemas.microsoft.com/office/word/2010/wordprocessingShape" xmlns:wpg="http://schemas.microsoft.com/office/word/2010/wordprocessingGroup" xmlns:wpi="http://schemas.microsoft.com/office/word/2010/wordprocessingInk" xmlns:wpc="http://schemas.microsoft.com/office/word/2010/wordprocessingCanvas" xmlns:w15="http://schemas.microsoft.com/office/word/2012/wordml" xmlns:mc="http://schemas.openxmlformats.org/markup-compatibility/2006" xmlns:w="http://schemas.openxmlformats.org/wordprocessingml/2006/main" mc:Ignorable="w14 w15 wp14 wps">
+  <w:body xmlns:r="http://schemas.openxmlformats.org/officeDocument/2006/relationships" xmlns:m="http://schemas.openxmlformats.org/officeDocument/2006/math" xmlns:v="urn:schemas-microsoft-com:vml" xmlns:o="urn:schemas-microsoft-com:office:office" xmlns:w10="urn:schemas-microsoft-com:office:word" xmlns:wne="http://schemas.microsoft.com/office/word/2006/wordml" xmlns:wp="http://schemas.openxmlformats.org/drawingml/2006/wordprocessingDrawing" xmlns:wp14="http://schemas.microsoft.com/office/word/2010/wordprocessingDrawing" xmlns:w14="http://schemas.microsoft.com/office/word/2010/wordml" xmlns:a="http://schemas.openxmlformats.org/drawingml/2006/main" xmlns:pic="http://schemas.openxmlformats.org/drawingml/2006/picture" xmlns:wps="http://schemas.microsoft.com/office/word/2010/wordprocessingShape" xmlns:wpg="http://schemas.microsoft.com/office/word/2010/wordprocessingGroup" xmlns:wpi="http://schemas.microsoft.com/office/word/2010/wordprocessingInk" xmlns:wpc="http://schemas.microsoft.com/office/word/2010/wordprocessingCanvas" xmlns:w15="http://schemas.microsoft.com/office/word/2012/wordml" xmlns:mc="http://schemas.openxmlformats.org/markup-compatibility/2006" xmlns:w="http://schemas.openxmlformats.org/wordprocessingml/2006/main">
     <w:p>
       <w:pPr>
         <w:pStyle w:val="Heading1"/>
@@ -78,8 +78,8 @@
                             <w:r>
                               <w:rPr>
                                 <w:b/>
+                                <w:color w:val="0070C0"/>
                                 <w:sz w:val="28"/>
-                                <w:color w:val="0070C0"/>
                               </w:rPr>
                               <w:t>Basic Textbox</w:t>
                             </w:r>
@@ -181,8 +181,8 @@
                             <w:r>
                               <w:rPr>
                                 <w:b/>
+                                <w:color w:val="FF8C00"/>
                                 <w:sz w:val="32"/>
-                                <w:color w:val="FF8C00"/>
                               </w:rPr>
                               <w:t>Rich Text Content</w:t>
                             </w:r>
@@ -245,10 +245,10 @@
                             </w:r>
                             <w:r>
                               <w:rPr>
+                                <w:b/>
+                                <w:i/>
                                 <w:color w:val="0000FF"/>
                                 <w:sz w:val="28"/>
-                                <w:b/>
-                                <w:i/>
                               </w:rPr>
                               <w:t>Blue bold italic</w:t>
                             </w:r>
@@ -265,8 +265,8 @@
                             </w:r>
                             <w:r>
                               <w:rPr>
+                                <w:color w:val="FFFFFF"/>
                                 <w:highlight w:val="green"/>
-                                <w:color w:val="FFFFFF"/>
                               </w:rPr>
                               <w:t>Green highlight white</w:t>
                             </w:r>
@@ -438,8 +438,8 @@
                                 <w:p>
                                   <w:r>
                                     <w:rPr>
+                                      <w:b/>
                                       <w:color w:val="00B050"/>
-                                      <w:b/>
                                     </w:rPr>
                                     <w:t>95</w:t>
                                   </w:r>
@@ -465,8 +465,8 @@
                                 <w:p>
                                   <w:r>
                                     <w:rPr>
+                                      <w:b/>
                                       <w:color w:val="FF0000"/>
-                                      <w:b/>
                                     </w:rPr>
                                     <w:t>78</w:t>
                                   </w:r>
@@ -478,8 +478,8 @@
                             <w:r>
                               <w:rPr>
                                 <w:i/>
+                                <w:color w:val="888888"/>
                                 <w:sz w:val="18"/>
-                                <w:color w:val="888888"/>
                               </w:rPr>
                               <w:t>* Table nested inside a textbox</w:t>
                             </w:r>
@@ -562,8 +562,8 @@
                             <w:r>
                               <w:rPr>
                                 <w:b/>
+                                <w:color w:val="FFFFFF"/>
                                 <w:sz w:val="28"/>
-                                <w:color w:val="FFFFFF"/>
                               </w:rPr>
                               <w:t>Rotated 45</w:t>
                             </w:r>
@@ -650,8 +650,8 @@
                             <w:r>
                               <w:rPr>
                                 <w:b/>
+                                <w:color w:val="8B0000"/>
                                 <w:sz w:val="36"/>
-                                <w:color w:val="8B0000"/>
                               </w:rPr>
                               <w:t>Vertical text content</w:t>
                             </w:r>
@@ -736,8 +736,8 @@
                             <w:r>
                               <w:rPr>
                                 <w:b/>
+                                <w:color w:val="2E7D32"/>
                                 <w:sz w:val="30"/>
-                                <w:color w:val="2E7D32"/>
                               </w:rPr>
                               <w:t>Rounded Rectangle + Shadow</w:t>
                             </w:r>
@@ -833,8 +833,8 @@
                             <w:r>
                               <w:rPr>
                                 <w:b/>
+                                <w:color w:val="1565C0"/>
                                 <w:sz w:val="28"/>
-                                <w:color w:val="1565C0"/>
                               </w:rPr>
                               <w:t>Card A</w:t>
                             </w:r>
@@ -922,8 +922,8 @@
                             <w:r>
                               <w:rPr>
                                 <w:b/>
+                                <w:color w:val="E65100"/>
                                 <w:sz w:val="28"/>
-                                <w:color w:val="E65100"/>
                               </w:rPr>
                               <w:t>Card B</w:t>
                             </w:r>
@@ -1011,8 +1011,8 @@
                             <w:r>
                               <w:rPr>
                                 <w:b/>
+                                <w:color w:val="2E7D32"/>
                                 <w:sz w:val="28"/>
-                                <w:color w:val="2E7D32"/>
                               </w:rPr>
                               <w:t>Card C</w:t>
                             </w:r>
@@ -1106,9 +1106,9 @@
                             </w:pPr>
                             <w:r>
                               <w:rPr>
+                                <w:i/>
+                                <w:color w:val="AAAAAA"/>
                                 <w:sz w:val="44"/>
-                                <w:color w:val="AAAAAA"/>
-                                <w:i/>
                               </w:rPr>
                               <w:t>Borderless transparent text</w:t>
                             </w:r>
@@ -1279,8 +1279,8 @@
                             <w:r>
                               <w:rPr>
                                 <w:b/>
+                                <w:color w:val="1565C0"/>
                                 <w:sz w:val="28"/>
-                                <w:color w:val="1565C0"/>
                               </w:rPr>
                               <w:t>Bottom layer (behindDoc)</w:t>
                             </w:r>
@@ -1354,8 +1354,8 @@
                             <w:r>
                               <w:rPr>
                                 <w:b/>
+                                <w:color w:val="C62828"/>
                                 <w:sz w:val="28"/>
-                                <w:color w:val="C62828"/>
                               </w:rPr>
                               <w:t>Top layer (translucent)</w:t>
                             </w:r>
@@ -1396,14 +1396,132 @@
 </file>
 
 <file path=word/styles.xml><?xml version="1.0" encoding="utf-8"?>
-<w:styles xmlns:w="http://schemas.openxmlformats.org/wordprocessingml/2006/main">
+<w:styles xmlns:w14="http://schemas.microsoft.com/office/word/2010/wordml" xmlns:mc="http://schemas.openxmlformats.org/markup-compatibility/2006" xmlns:w="http://schemas.openxmlformats.org/wordprocessingml/2006/main" mc:Ignorable="w14">
   <w:docDefaults>
     <w:rPrDefault>
       <w:rPr>
-        <w:rFonts w:ascii="Times New Roman" w:hAnsi="Times New Roman"/>
+        <w:rFonts w:ascii="Calibri" w:hAnsi="Calibri"/>
+        <w:sz w:val="22"/>
+        <w:szCs w:val="22"/>
       </w:rPr>
     </w:rPrDefault>
     <w:pPrDefault/>
   </w:docDefaults>
+  <w:style w:type="paragraph" w:styleId="Normal" w:default="true">
+    <w:name w:val="Normal"/>
+    <w:qFormat/>
+    <w:pPr>
+      <w:spacing w:after="0" w:line="259" w:lineRule="auto"/>
+    </w:pPr>
+  </w:style>
 </w:styles>
+</file>
+
+<file path=word/theme/theme1.xml><?xml version="1.0" encoding="utf-8"?>
+<a:theme xmlns:a="http://schemas.openxmlformats.org/drawingml/2006/main" name="Office Theme">
+  <a:themeElements>
+    <a:clrScheme name="Office">
+      <a:dk1>
+        <a:sysClr val="windowText" lastClr="000000"/>
+      </a:dk1>
+      <a:lt1>
+        <a:sysClr val="window" lastClr="FFFFFF"/>
+      </a:lt1>
+      <a:dk2>
+        <a:srgbClr val="44546A"/>
+      </a:dk2>
+      <a:lt2>
+        <a:srgbClr val="E7E6E6"/>
+      </a:lt2>
+      <a:accent1>
+        <a:srgbClr val="4472C4"/>
+      </a:accent1>
+      <a:accent2>
+        <a:srgbClr val="ED7D31"/>
+      </a:accent2>
+      <a:accent3>
+        <a:srgbClr val="A5A5A5"/>
+      </a:accent3>
+      <a:accent4>
+        <a:srgbClr val="FFC000"/>
+      </a:accent4>
+      <a:accent5>
+        <a:srgbClr val="5B9BD5"/>
+      </a:accent5>
+      <a:accent6>
+        <a:srgbClr val="70AD47"/>
+      </a:accent6>
+      <a:hlink>
+        <a:srgbClr val="0563C1"/>
+      </a:hlink>
+      <a:folHlink>
+        <a:srgbClr val="954F72"/>
+      </a:folHlink>
+    </a:clrScheme>
+    <a:fontScheme name="Office">
+      <a:majorFont>
+        <a:latin typeface="Calibri Light"/>
+        <a:ea typeface=""/>
+        <a:cs typeface=""/>
+      </a:majorFont>
+      <a:minorFont>
+        <a:latin typeface="Calibri"/>
+        <a:ea typeface=""/>
+        <a:cs typeface=""/>
+      </a:minorFont>
+    </a:fontScheme>
+    <a:fmtScheme name="Office">
+      <a:fillStyleLst>
+        <a:solidFill>
+          <a:schemeClr val="phClr"/>
+        </a:solidFill>
+        <a:solidFill>
+          <a:schemeClr val="phClr"/>
+        </a:solidFill>
+        <a:solidFill>
+          <a:schemeClr val="phClr"/>
+        </a:solidFill>
+      </a:fillStyleLst>
+      <a:lnStyleLst>
+        <a:ln w="6350" cap="flat">
+          <a:solidFill>
+            <a:schemeClr val="phClr"/>
+          </a:solidFill>
+        </a:ln>
+        <a:ln w="12700" cap="flat">
+          <a:solidFill>
+            <a:schemeClr val="phClr"/>
+          </a:solidFill>
+        </a:ln>
+        <a:ln w="19050" cap="flat">
+          <a:solidFill>
+            <a:schemeClr val="phClr"/>
+          </a:solidFill>
+        </a:ln>
+      </a:lnStyleLst>
+      <a:effectStyleLst>
+        <a:effectStyle>
+          <a:effectLst/>
+        </a:effectStyle>
+        <a:effectStyle>
+          <a:effectLst/>
+        </a:effectStyle>
+        <a:effectStyle>
+          <a:effectLst/>
+        </a:effectStyle>
+      </a:effectStyleLst>
+      <a:bgFillStyleLst>
+        <a:solidFill>
+          <a:schemeClr val="phClr"/>
+        </a:solidFill>
+        <a:solidFill>
+          <a:schemeClr val="phClr"/>
+        </a:solidFill>
+        <a:solidFill>
+          <a:schemeClr val="phClr"/>
+        </a:solidFill>
+      </a:bgFillStyleLst>
+    </a:fmtScheme>
+  </a:themeElements>
+</a:theme>
 </file>